--- a/water-erp/apps/api/模板文件/直接采购模板.docx
+++ b/water-erp/apps/api/模板文件/直接采购模板.docx
@@ -478,7 +478,7 @@
           <w:szCs w:val="34"/>
           <w:lang w:eastAsia="zh-CN"/>
         </w:rPr>
-        <w:t>人：四川水发勘测设计研究有限公司</w:t>
+        <w:t>人：{{采购人名称}}</w:t>
       </w:r>
     </w:p>
     <w:p>
@@ -4262,7 +4262,7 @@
           <w:szCs w:val="24"/>
           <w:lang w:eastAsia="zh-CN"/>
         </w:rPr>
-        <w:t>人：四川水发勘测设计研究有限公司</w:t>
+        <w:t>人：{{采购人名称}}</w:t>
       </w:r>
     </w:p>
     <w:p>
@@ -4769,7 +4769,7 @@
           <w:szCs w:val="24"/>
           <w:lang w:eastAsia="zh-CN"/>
         </w:rPr>
-        <w:t>人：四川水发勘测设计研究有限公司</w:t>
+        <w:t>人：{{采购人名称}}</w:t>
       </w:r>
     </w:p>
     <w:tbl>
@@ -5079,7 +5079,7 @@
                 <w:szCs w:val="24"/>
                 <w:lang w:eastAsia="zh-CN"/>
               </w:rPr>
-              <w:t>四川水发勘测设计研究有限公司</w:t>
+              <w:t>{{采购人名称}}</w:t>
             </w:r>
           </w:p>
         </w:tc>
@@ -5314,7 +5314,7 @@
                 <w:szCs w:val="24"/>
                 <w:lang w:eastAsia="zh-CN"/>
               </w:rPr>
-              <w:t>供应商响应文件资格性检查情况、谈判结果等将在四川水发</w:t>
+              <w:t>供应商响应文件资格性检查情况、谈判结果等将在{{采购人名称}}</w:t>
             </w:r>
             <w:r>
               <w:rPr>
@@ -5324,7 +5324,7 @@
                 <w:szCs w:val="24"/>
                 <w:lang w:eastAsia="zh-CN"/>
               </w:rPr>
-              <w:t>勘测设计研究</w:t>
+              <w:t/>
             </w:r>
             <w:r>
               <w:rPr>
@@ -5334,7 +5334,7 @@
                 <w:szCs w:val="24"/>
                 <w:lang w:eastAsia="zh-CN"/>
               </w:rPr>
-              <w:t>有限公司官网</w:t>
+              <w:t>官网</w:t>
             </w:r>
             <w:r>
               <w:rPr>
@@ -9958,7 +9958,7 @@
           <w:szCs w:val="42"/>
           <w:lang w:eastAsia="zh-CN"/>
         </w:rPr>
-        <w:t>四川水发勘测设计研究有限公司</w:t>
+        <w:t>{{采购人名称}}</w:t>
       </w:r>
     </w:p>
     <w:p>

--- a/water-erp/apps/api/模板文件/直接采购模板.docx
+++ b/water-erp/apps/api/模板文件/直接采购模板.docx
@@ -3681,7 +3681,7 @@
                 <w:szCs w:val="24"/>
                 <w:lang w:eastAsia="zh-CN"/>
               </w:rPr>
-              <w:t>四川省成都市双流区正兴街道红莲街三段</w:t>
+              <w:t>{{联系人地址}}</w:t>
             </w:r>
             <w:r>
               <w:rPr>
@@ -3690,7 +3690,7 @@
                 <w:szCs w:val="24"/>
                 <w:lang w:eastAsia="zh-CN"/>
               </w:rPr>
-              <w:t>383</w:t>
+              <w:t/>
             </w:r>
             <w:r>
               <w:rPr>
@@ -3699,7 +3699,7 @@
                 <w:szCs w:val="24"/>
                 <w:lang w:eastAsia="zh-CN"/>
               </w:rPr>
-              <w:t>号四川水发集团</w:t>
+              <w:t/>
             </w:r>
             <w:r>
               <w:rPr>
@@ -3708,7 +3708,7 @@
                 <w:szCs w:val="24"/>
                 <w:lang w:eastAsia="zh-CN"/>
               </w:rPr>
-              <w:t xml:space="preserve"> B </w:t>
+              <w:t xml:space="preserve"/>
             </w:r>
             <w:r>
               <w:rPr>
@@ -3717,7 +3717,7 @@
                 <w:szCs w:val="24"/>
                 <w:lang w:eastAsia="zh-CN"/>
               </w:rPr>
-              <w:t>座</w:t>
+              <w:t/>
             </w:r>
             <w:r>
               <w:rPr>
@@ -3726,7 +3726,7 @@
                 <w:szCs w:val="24"/>
                 <w:lang w:eastAsia="zh-CN"/>
               </w:rPr>
-              <w:t>3</w:t>
+              <w:t/>
             </w:r>
             <w:r>
               <w:rPr>
@@ -3735,7 +3735,7 @@
                 <w:szCs w:val="24"/>
                 <w:lang w:eastAsia="zh-CN"/>
               </w:rPr>
-              <w:t>楼</w:t>
+              <w:t/>
             </w:r>
           </w:p>
         </w:tc>
@@ -4054,7 +4054,7 @@
           <w:szCs w:val="24"/>
           <w:lang w:eastAsia="zh-CN"/>
         </w:rPr>
-        <w:t>四川省成都市双流区正兴街道红莲街三段</w:t>
+        <w:t>{{开标地点}}</w:t>
       </w:r>
       <w:r>
         <w:rPr>
@@ -4064,7 +4064,7 @@
           <w:szCs w:val="24"/>
           <w:lang w:eastAsia="zh-CN"/>
         </w:rPr>
-        <w:t>383</w:t>
+        <w:t/>
       </w:r>
       <w:r>
         <w:rPr>
@@ -4074,7 +4074,7 @@
           <w:szCs w:val="24"/>
           <w:lang w:eastAsia="zh-CN"/>
         </w:rPr>
-        <w:t>号四川水发集团</w:t>
+        <w:t/>
       </w:r>
       <w:r>
         <w:rPr>
@@ -4084,7 +4084,7 @@
           <w:szCs w:val="24"/>
           <w:lang w:eastAsia="zh-CN"/>
         </w:rPr>
-        <w:t xml:space="preserve"> B </w:t>
+        <w:t xml:space="preserve"/>
       </w:r>
       <w:r>
         <w:rPr>
@@ -4094,7 +4094,7 @@
           <w:szCs w:val="24"/>
           <w:lang w:eastAsia="zh-CN"/>
         </w:rPr>
-        <w:t>座</w:t>
+        <w:t/>
       </w:r>
       <w:r>
         <w:rPr>
@@ -4104,7 +4104,7 @@
           <w:szCs w:val="24"/>
           <w:lang w:eastAsia="zh-CN"/>
         </w:rPr>
-        <w:t>3</w:t>
+        <w:t/>
       </w:r>
       <w:r>
         <w:rPr>
@@ -4114,7 +4114,7 @@
           <w:szCs w:val="24"/>
           <w:lang w:eastAsia="zh-CN"/>
         </w:rPr>
-        <w:t>楼。响应文件必须在开标时间前送达谈判地点。逾期送达的响应文件不予接收。</w:t>
+        <w:t>。响应文件必须在开标时间前送达谈判地点。逾期送达的响应文件不予接收。</w:t>
       </w:r>
     </w:p>
     <w:p>
@@ -4316,7 +4316,7 @@
           <w:szCs w:val="24"/>
           <w:lang w:eastAsia="zh-CN"/>
         </w:rPr>
-        <w:t>址：四川省成都市双流区正兴街道红莲街三段</w:t>
+        <w:t>址：{{联系人地址}}</w:t>
       </w:r>
       <w:r>
         <w:rPr>
@@ -4326,7 +4326,7 @@
           <w:szCs w:val="24"/>
           <w:lang w:eastAsia="zh-CN"/>
         </w:rPr>
-        <w:t xml:space="preserve">383 </w:t>
+        <w:t xml:space="preserve"/>
       </w:r>
       <w:r>
         <w:rPr>
@@ -4336,7 +4336,7 @@
           <w:szCs w:val="24"/>
           <w:lang w:eastAsia="zh-CN"/>
         </w:rPr>
-        <w:t>号四川水发集团</w:t>
+        <w:t/>
       </w:r>
       <w:r>
         <w:rPr>
@@ -4346,7 +4346,7 @@
           <w:szCs w:val="24"/>
           <w:lang w:eastAsia="zh-CN"/>
         </w:rPr>
-        <w:t xml:space="preserve"> B </w:t>
+        <w:t xml:space="preserve"/>
       </w:r>
       <w:r>
         <w:rPr>
@@ -4356,7 +4356,7 @@
           <w:szCs w:val="24"/>
           <w:lang w:eastAsia="zh-CN"/>
         </w:rPr>
-        <w:t>座</w:t>
+        <w:t/>
       </w:r>
     </w:p>
     <w:p>
@@ -5587,7 +5587,7 @@
                 <w:szCs w:val="24"/>
                 <w:lang w:eastAsia="zh-CN"/>
               </w:rPr>
-              <w:t>地址：四川省成都市双流区正兴街道红莲街三段</w:t>
+              <w:t>地址：{{联系人地址}}</w:t>
             </w:r>
             <w:r>
               <w:rPr>
@@ -5597,7 +5597,7 @@
                 <w:szCs w:val="24"/>
                 <w:lang w:eastAsia="zh-CN"/>
               </w:rPr>
-              <w:t xml:space="preserve"> 383 </w:t>
+              <w:t xml:space="preserve"/>
             </w:r>
             <w:r>
               <w:rPr>
@@ -5607,7 +5607,7 @@
                 <w:szCs w:val="24"/>
                 <w:lang w:eastAsia="zh-CN"/>
               </w:rPr>
-              <w:t>号四川</w:t>
+              <w:t/>
             </w:r>
             <w:r>
               <w:rPr>
@@ -5617,7 +5617,7 @@
                 <w:szCs w:val="24"/>
                 <w:lang w:eastAsia="zh-CN"/>
               </w:rPr>
-              <w:t>水发集团</w:t>
+              <w:t/>
             </w:r>
             <w:r>
               <w:rPr>
@@ -5627,7 +5627,7 @@
                 <w:szCs w:val="24"/>
                 <w:lang w:eastAsia="zh-CN"/>
               </w:rPr>
-              <w:t xml:space="preserve"> </w:t>
+              <w:t xml:space="preserve"/>
             </w:r>
             <w:r>
               <w:rPr>
@@ -5637,7 +5637,7 @@
                 <w:szCs w:val="24"/>
                 <w:lang w:eastAsia="zh-CN"/>
               </w:rPr>
-              <w:t>B</w:t>
+              <w:t/>
             </w:r>
             <w:r>
               <w:rPr>
@@ -5647,7 +5647,7 @@
                 <w:szCs w:val="24"/>
                 <w:lang w:eastAsia="zh-CN"/>
               </w:rPr>
-              <w:t xml:space="preserve"> </w:t>
+              <w:t xml:space="preserve"/>
             </w:r>
             <w:r>
               <w:rPr>
@@ -5657,7 +5657,7 @@
                 <w:szCs w:val="24"/>
                 <w:lang w:eastAsia="zh-CN"/>
               </w:rPr>
-              <w:t>座。</w:t>
+              <w:t>。</w:t>
             </w:r>
           </w:p>
         </w:tc>
@@ -5868,7 +5868,7 @@
                 <w:szCs w:val="24"/>
                 <w:lang w:eastAsia="zh-CN"/>
               </w:rPr>
-              <w:t>四川省成都市双流区正兴街道</w:t>
+              <w:t>{{开标地点}}</w:t>
             </w:r>
             <w:r>
               <w:rPr>
@@ -5878,7 +5878,7 @@
                 <w:szCs w:val="24"/>
                 <w:lang w:eastAsia="zh-CN"/>
               </w:rPr>
-              <w:t>红莲街三段</w:t>
+              <w:t/>
             </w:r>
             <w:r>
               <w:rPr>
@@ -5888,7 +5888,7 @@
                 <w:szCs w:val="24"/>
                 <w:lang w:eastAsia="zh-CN"/>
               </w:rPr>
-              <w:t xml:space="preserve"> </w:t>
+              <w:t xml:space="preserve"/>
             </w:r>
             <w:r>
               <w:rPr>
@@ -5898,7 +5898,7 @@
                 <w:szCs w:val="24"/>
                 <w:lang w:eastAsia="zh-CN"/>
               </w:rPr>
-              <w:t>383</w:t>
+              <w:t/>
             </w:r>
             <w:r>
               <w:rPr>
@@ -5908,7 +5908,7 @@
                 <w:szCs w:val="24"/>
                 <w:lang w:eastAsia="zh-CN"/>
               </w:rPr>
-              <w:t xml:space="preserve"> </w:t>
+              <w:t xml:space="preserve"/>
             </w:r>
             <w:r>
               <w:rPr>
@@ -5918,7 +5918,7 @@
                 <w:szCs w:val="24"/>
                 <w:lang w:eastAsia="zh-CN"/>
               </w:rPr>
-              <w:t>号四川水发集团</w:t>
+              <w:t/>
             </w:r>
             <w:r>
               <w:rPr>
@@ -5928,7 +5928,7 @@
                 <w:szCs w:val="24"/>
                 <w:lang w:eastAsia="zh-CN"/>
               </w:rPr>
-              <w:t xml:space="preserve"> </w:t>
+              <w:t xml:space="preserve"/>
             </w:r>
             <w:r>
               <w:rPr>
@@ -5938,7 +5938,7 @@
                 <w:szCs w:val="24"/>
                 <w:lang w:eastAsia="zh-CN"/>
               </w:rPr>
-              <w:t>B</w:t>
+              <w:t/>
             </w:r>
             <w:r>
               <w:rPr>
@@ -5948,7 +5948,7 @@
                 <w:szCs w:val="24"/>
                 <w:lang w:eastAsia="zh-CN"/>
               </w:rPr>
-              <w:t xml:space="preserve"> </w:t>
+              <w:t xml:space="preserve"/>
             </w:r>
             <w:r>
               <w:rPr>
@@ -5958,7 +5958,7 @@
                 <w:szCs w:val="24"/>
                 <w:lang w:eastAsia="zh-CN"/>
               </w:rPr>
-              <w:t>座</w:t>
+              <w:t/>
             </w:r>
             <w:r>
               <w:rPr>
@@ -5968,7 +5968,7 @@
                 <w:szCs w:val="24"/>
                 <w:lang w:eastAsia="zh-CN"/>
               </w:rPr>
-              <w:t>3</w:t>
+              <w:t/>
             </w:r>
             <w:r>
               <w:rPr>
@@ -5978,7 +5978,7 @@
                 <w:szCs w:val="24"/>
                 <w:lang w:eastAsia="zh-CN"/>
               </w:rPr>
-              <w:t>楼采购中心开标会议室。</w:t>
+              <w:t>。</w:t>
             </w:r>
           </w:p>
         </w:tc>
